--- a/var/templates_docx/E-PF-001.docx
+++ b/var/templates_docx/E-PF-001.docx
@@ -2,7 +2,7 @@
 <file path=word/document.xml><?xml version="1.0" encoding="utf-8"?>
 <w:document xmlns:w="http://schemas.openxmlformats.org/wordprocessingml/2006/main" xmlns:m="http://schemas.openxmlformats.org/officeDocument/2006/math" xmlns:r="http://schemas.openxmlformats.org/officeDocument/2006/relationships" xmlns:o="urn:schemas-microsoft-com:office:office" xmlns:v="urn:schemas-microsoft-com:vml" xmlns:w10="urn:schemas-microsoft-com:office:word" xmlns:a="http://schemas.openxmlformats.org/drawingml/2006/main" xmlns:pic="http://schemas.openxmlformats.org/drawingml/2006/picture" xmlns:wp="http://schemas.openxmlformats.org/drawingml/2006/wordprocessingDrawing">
   <w:body>
-    <w:bookmarkStart w:id="39" w:name="X6ac626fa49a08bcb7ec183619290df55a2047f8"/>
+    <w:bookmarkStart w:id="39" w:name="Xcbe98fc1d27476a0c1976a175f6ceefb406d701"/>
     <w:p>
       <w:pPr>
         <w:pStyle w:val="Heading1"/>
@@ -20,7 +20,7 @@
           <w:bCs/>
           <w:b/>
         </w:rPr>
-        <w:t xml:space="preserve">Documento {{ proyecto.codigo_documento_base }}-207 — Versión {{ proyecto.version_actual }}</w:t>
+        <w:t xml:space="preserve">Documento {{ proyecto.codigo_documento_base }}-PF-001 — Versión {{ proyecto.version_actual }}</w:t>
       </w:r>
     </w:p>
     <w:p>
@@ -30,7 +30,7 @@
         </w:pict>
       </w:r>
     </w:p>
-    <w:bookmarkStart w:id="20" w:name="objeto"/>
+    <w:bookmarkStart w:id="20" w:name="X9895ad7d6233bb46f1f1ab0c9c1393c5bec2388"/>
     <w:p>
       <w:pPr>
         <w:pStyle w:val="Heading2"/>
@@ -96,7 +96,7 @@
       </w:r>
     </w:p>
     <w:bookmarkEnd w:id="20"/>
-    <w:bookmarkStart w:id="21" w:name="alcance"/>
+    <w:bookmarkStart w:id="21" w:name="X8c49890cab2394ad6fc610767a1938515fcd0ca"/>
     <w:p>
       <w:pPr>
         <w:pStyle w:val="Heading2"/>
@@ -115,50 +115,38 @@
     </w:p>
     <w:p>
       <w:pPr>
-        <w:numPr>
-          <w:ilvl w:val="0"/>
-          <w:numId w:val="1001"/>
-        </w:numPr>
-      </w:pPr>
-      <w:r>
-        <w:t xml:space="preserve">Todo el personal de la Entidad, con independencia de su régimen jurídico, categoría profesional o modalidad de contratación.</w:t>
-      </w:r>
-    </w:p>
-    <w:p>
-      <w:pPr>
-        <w:numPr>
-          <w:ilvl w:val="0"/>
-          <w:numId w:val="1001"/>
-        </w:numPr>
-      </w:pPr>
-      <w:r>
-        <w:t xml:space="preserve">Personal externo y proveedores con acceso a sistemas de la Entidad, en la medida que sus contratos lo establezcan.</w:t>
-      </w:r>
-    </w:p>
-    <w:p>
-      <w:pPr>
-        <w:numPr>
-          <w:ilvl w:val="0"/>
-          <w:numId w:val="1001"/>
-        </w:numPr>
-      </w:pPr>
-      <w:r>
-        <w:t xml:space="preserve">Personal de nueva incorporación, durante el proceso de acogida.</w:t>
-      </w:r>
-    </w:p>
-    <w:p>
-      <w:pPr>
-        <w:numPr>
-          <w:ilvl w:val="0"/>
-          <w:numId w:val="1001"/>
-        </w:numPr>
-      </w:pPr>
-      <w:r>
-        <w:t xml:space="preserve">Becarios, personal en prácticas y personal eventual.</w:t>
+        <w:pStyle w:val="BodyText"/>
+      </w:pPr>
+      <w:r>
+        <w:t xml:space="preserve">a) Todo el personal de la Entidad, con independencia de su régimen jurídico, categoría profesional o modalidad de contratación.</w:t>
+      </w:r>
+    </w:p>
+    <w:p>
+      <w:pPr>
+        <w:pStyle w:val="BodyText"/>
+      </w:pPr>
+      <w:r>
+        <w:t xml:space="preserve">b) Personal externo y proveedores con acceso a sistemas de la Entidad, en la medida que sus contratos lo establezcan.</w:t>
+      </w:r>
+    </w:p>
+    <w:p>
+      <w:pPr>
+        <w:pStyle w:val="BodyText"/>
+      </w:pPr>
+      <w:r>
+        <w:t xml:space="preserve">c) Personal de nueva incorporación, durante el proceso de acogida.</w:t>
+      </w:r>
+    </w:p>
+    <w:p>
+      <w:pPr>
+        <w:pStyle w:val="BodyText"/>
+      </w:pPr>
+      <w:r>
+        <w:t xml:space="preserve">d) Becarios, personal en prácticas y personal eventual.</w:t>
       </w:r>
     </w:p>
     <w:bookmarkEnd w:id="21"/>
-    <w:bookmarkStart w:id="22" w:name="segmentación-de-la-audiencia"/>
+    <w:bookmarkStart w:id="22" w:name="X5f08b154772a2b8d37e41ead7dec8702f94dd01"/>
     <w:p>
       <w:pPr>
         <w:pStyle w:val="Heading2"/>
@@ -178,7 +166,7 @@
     <w:tbl>
       <w:tblPr>
         <w:tblStyle w:val="Table"/>
-        <w:tblW w:type="pct" w:w="5000"/>
+        <w:tblW w:type="auto" w:w="0"/>
         <w:tblLook w:firstRow="1" w:lastRow="0" w:firstColumn="0" w:lastColumn="0" w:noHBand="0" w:noVBand="0" w:val="0020"/>
         <w:jc w:val="start"/>
       </w:tblPr>
@@ -482,7 +470,7 @@
       </w:tr>
     </w:tbl>
     <w:bookmarkEnd w:id="22"/>
-    <w:bookmarkStart w:id="25" w:name="plan-anual-de-concienciación-y-formación"/>
+    <w:bookmarkStart w:id="25" w:name="Xebe3969cd163d723ce2b261c1014c9ee1867167"/>
     <w:p>
       <w:pPr>
         <w:pStyle w:val="Heading2"/>
@@ -491,7 +479,7 @@
         <w:t xml:space="preserve">4. PLAN ANUAL DE CONCIENCIACIÓN Y FORMACIÓN</w:t>
       </w:r>
     </w:p>
-    <w:bookmarkStart w:id="23" w:name="elaboración"/>
+    <w:bookmarkStart w:id="23" w:name="X00eb39b690738101b416b415ee4e5e2a5897ea1"/>
     <w:p>
       <w:pPr>
         <w:pStyle w:val="Heading3"/>
@@ -538,7 +526,7 @@
       <w:pPr>
         <w:numPr>
           <w:ilvl w:val="0"/>
-          <w:numId w:val="1002"/>
+          <w:numId w:val="1001"/>
         </w:numPr>
         <w:pStyle w:val="Compact"/>
       </w:pPr>
@@ -550,7 +538,7 @@
       <w:pPr>
         <w:numPr>
           <w:ilvl w:val="0"/>
-          <w:numId w:val="1002"/>
+          <w:numId w:val="1001"/>
         </w:numPr>
         <w:pStyle w:val="Compact"/>
       </w:pPr>
@@ -562,7 +550,7 @@
       <w:pPr>
         <w:numPr>
           <w:ilvl w:val="0"/>
-          <w:numId w:val="1002"/>
+          <w:numId w:val="1001"/>
         </w:numPr>
         <w:pStyle w:val="Compact"/>
       </w:pPr>
@@ -574,7 +562,7 @@
       <w:pPr>
         <w:numPr>
           <w:ilvl w:val="0"/>
-          <w:numId w:val="1002"/>
+          <w:numId w:val="1001"/>
         </w:numPr>
         <w:pStyle w:val="Compact"/>
       </w:pPr>
@@ -586,7 +574,7 @@
       <w:pPr>
         <w:numPr>
           <w:ilvl w:val="0"/>
-          <w:numId w:val="1002"/>
+          <w:numId w:val="1001"/>
         </w:numPr>
         <w:pStyle w:val="Compact"/>
       </w:pPr>
@@ -598,7 +586,7 @@
       <w:pPr>
         <w:numPr>
           <w:ilvl w:val="0"/>
-          <w:numId w:val="1002"/>
+          <w:numId w:val="1001"/>
         </w:numPr>
         <w:pStyle w:val="Compact"/>
       </w:pPr>
@@ -610,7 +598,7 @@
       <w:pPr>
         <w:numPr>
           <w:ilvl w:val="0"/>
-          <w:numId w:val="1002"/>
+          <w:numId w:val="1001"/>
         </w:numPr>
         <w:pStyle w:val="Compact"/>
       </w:pPr>
@@ -637,7 +625,7 @@
       </w:r>
     </w:p>
     <w:bookmarkEnd w:id="23"/>
-    <w:bookmarkStart w:id="24" w:name="contenidos-mínimos-exigibles"/>
+    <w:bookmarkStart w:id="24" w:name="Xa5acf0b8059ed48815c55982ebe7765e8f0fa90"/>
     <w:p>
       <w:pPr>
         <w:pStyle w:val="Heading3"/>
@@ -657,7 +645,7 @@
     <w:tbl>
       <w:tblPr>
         <w:tblStyle w:val="Table"/>
-        <w:tblW w:type="pct" w:w="5000"/>
+        <w:tblW w:type="auto" w:w="0"/>
         <w:tblLook w:firstRow="1" w:lastRow="0" w:firstColumn="0" w:lastColumn="0" w:noHBand="0" w:noVBand="0" w:val="0020"/>
         <w:jc w:val="start"/>
       </w:tblPr>
@@ -938,7 +926,7 @@
     </w:tbl>
     <w:bookmarkEnd w:id="24"/>
     <w:bookmarkEnd w:id="25"/>
-    <w:bookmarkStart w:id="30" w:name="acciones-de-concienciación"/>
+    <w:bookmarkStart w:id="30" w:name="Xe8586ce38eab92fe88b730ddaa8cc737f18f334"/>
     <w:p>
       <w:pPr>
         <w:pStyle w:val="Heading2"/>
@@ -947,7 +935,7 @@
         <w:t xml:space="preserve">5. ACCIONES DE CONCIENCIACIÓN</w:t>
       </w:r>
     </w:p>
-    <w:bookmarkStart w:id="26" w:name="sesión-de-acogida"/>
+    <w:bookmarkStart w:id="26" w:name="X11d80f22f4e1fdd578ef46754c52cb34ffe58f8"/>
     <w:p>
       <w:pPr>
         <w:pStyle w:val="Heading3"/>
@@ -994,7 +982,7 @@
       <w:pPr>
         <w:numPr>
           <w:ilvl w:val="0"/>
-          <w:numId w:val="1003"/>
+          <w:numId w:val="1002"/>
         </w:numPr>
         <w:pStyle w:val="Compact"/>
       </w:pPr>
@@ -1006,19 +994,19 @@
       <w:pPr>
         <w:numPr>
           <w:ilvl w:val="0"/>
-          <w:numId w:val="1003"/>
-        </w:numPr>
-        <w:pStyle w:val="Compact"/>
-      </w:pPr>
-      <w:r>
-        <w:t xml:space="preserve">Lectura y firma de la Política de Uso Aceptable ({{ proyecto.codigo_documento_base }}-106).</w:t>
-      </w:r>
-    </w:p>
-    <w:p>
-      <w:pPr>
-        <w:numPr>
-          <w:ilvl w:val="0"/>
-          <w:numId w:val="1003"/>
+          <w:numId w:val="1002"/>
+        </w:numPr>
+        <w:pStyle w:val="Compact"/>
+      </w:pPr>
+      <w:r>
+        <w:t xml:space="preserve">Lectura y firma de la Política de Uso Aceptable ({{ proyecto.codigo_documento_base }}-103).</w:t>
+      </w:r>
+    </w:p>
+    <w:p>
+      <w:pPr>
+        <w:numPr>
+          <w:ilvl w:val="0"/>
+          <w:numId w:val="1002"/>
         </w:numPr>
         <w:pStyle w:val="Compact"/>
       </w:pPr>
@@ -1030,7 +1018,7 @@
       <w:pPr>
         <w:numPr>
           <w:ilvl w:val="0"/>
-          <w:numId w:val="1003"/>
+          <w:numId w:val="1002"/>
         </w:numPr>
         <w:pStyle w:val="Compact"/>
       </w:pPr>
@@ -1042,7 +1030,7 @@
       <w:pPr>
         <w:numPr>
           <w:ilvl w:val="0"/>
-          <w:numId w:val="1003"/>
+          <w:numId w:val="1002"/>
         </w:numPr>
         <w:pStyle w:val="Compact"/>
       </w:pPr>
@@ -1085,7 +1073,7 @@
       </w:r>
     </w:p>
     <w:bookmarkEnd w:id="26"/>
-    <w:bookmarkStart w:id="27" w:name="píldoras-formativas"/>
+    <w:bookmarkStart w:id="27" w:name="X160620a34650d549c138a7081e46ed22d812ab4"/>
     <w:p>
       <w:pPr>
         <w:pStyle w:val="Heading3"/>
@@ -1145,7 +1133,7 @@
       <w:pPr>
         <w:numPr>
           <w:ilvl w:val="0"/>
-          <w:numId w:val="1004"/>
+          <w:numId w:val="1003"/>
         </w:numPr>
         <w:pStyle w:val="Compact"/>
       </w:pPr>
@@ -1157,7 +1145,7 @@
       <w:pPr>
         <w:numPr>
           <w:ilvl w:val="0"/>
-          <w:numId w:val="1004"/>
+          <w:numId w:val="1003"/>
         </w:numPr>
         <w:pStyle w:val="Compact"/>
       </w:pPr>
@@ -1169,7 +1157,7 @@
       <w:pPr>
         <w:numPr>
           <w:ilvl w:val="0"/>
-          <w:numId w:val="1004"/>
+          <w:numId w:val="1003"/>
         </w:numPr>
         <w:pStyle w:val="Compact"/>
       </w:pPr>
@@ -1181,7 +1169,7 @@
       <w:pPr>
         <w:numPr>
           <w:ilvl w:val="0"/>
-          <w:numId w:val="1004"/>
+          <w:numId w:val="1003"/>
         </w:numPr>
         <w:pStyle w:val="Compact"/>
       </w:pPr>
@@ -1193,7 +1181,7 @@
       <w:pPr>
         <w:numPr>
           <w:ilvl w:val="0"/>
-          <w:numId w:val="1004"/>
+          <w:numId w:val="1003"/>
         </w:numPr>
         <w:pStyle w:val="Compact"/>
       </w:pPr>
@@ -1205,7 +1193,7 @@
       <w:pPr>
         <w:numPr>
           <w:ilvl w:val="0"/>
-          <w:numId w:val="1004"/>
+          <w:numId w:val="1003"/>
         </w:numPr>
         <w:pStyle w:val="Compact"/>
       </w:pPr>
@@ -1217,7 +1205,7 @@
       <w:pPr>
         <w:numPr>
           <w:ilvl w:val="0"/>
-          <w:numId w:val="1004"/>
+          <w:numId w:val="1003"/>
         </w:numPr>
         <w:pStyle w:val="Compact"/>
       </w:pPr>
@@ -1229,7 +1217,7 @@
       <w:pPr>
         <w:numPr>
           <w:ilvl w:val="0"/>
-          <w:numId w:val="1004"/>
+          <w:numId w:val="1003"/>
         </w:numPr>
         <w:pStyle w:val="Compact"/>
       </w:pPr>
@@ -1238,7 +1226,7 @@
       </w:r>
     </w:p>
     <w:bookmarkEnd w:id="27"/>
-    <w:bookmarkStart w:id="28" w:name="simulacros-de-phishing"/>
+    <w:bookmarkStart w:id="28" w:name="X1d3aaa8f9009cc381a122bc197398cba3d109bd"/>
     <w:p>
       <w:pPr>
         <w:pStyle w:val="Heading3"/>
@@ -1334,7 +1322,7 @@
       <w:pPr>
         <w:numPr>
           <w:ilvl w:val="0"/>
-          <w:numId w:val="1005"/>
+          <w:numId w:val="1004"/>
         </w:numPr>
         <w:pStyle w:val="Compact"/>
       </w:pPr>
@@ -1346,7 +1334,7 @@
       <w:pPr>
         <w:numPr>
           <w:ilvl w:val="0"/>
-          <w:numId w:val="1005"/>
+          <w:numId w:val="1004"/>
         </w:numPr>
         <w:pStyle w:val="Compact"/>
       </w:pPr>
@@ -1358,7 +1346,7 @@
       <w:pPr>
         <w:numPr>
           <w:ilvl w:val="0"/>
-          <w:numId w:val="1005"/>
+          <w:numId w:val="1004"/>
         </w:numPr>
         <w:pStyle w:val="Compact"/>
       </w:pPr>
@@ -1370,7 +1358,7 @@
       <w:pPr>
         <w:numPr>
           <w:ilvl w:val="0"/>
-          <w:numId w:val="1005"/>
+          <w:numId w:val="1004"/>
         </w:numPr>
         <w:pStyle w:val="Compact"/>
       </w:pPr>
@@ -1397,7 +1385,7 @@
       </w:r>
     </w:p>
     <w:bookmarkEnd w:id="28"/>
-    <w:bookmarkStart w:id="29" w:name="campañas-temáticas"/>
+    <w:bookmarkStart w:id="29" w:name="X647dcb0ba3509bf2499049241e9dee7a45d651e"/>
     <w:p>
       <w:pPr>
         <w:pStyle w:val="Heading3"/>
@@ -1442,7 +1430,7 @@
     </w:p>
     <w:bookmarkEnd w:id="29"/>
     <w:bookmarkEnd w:id="30"/>
-    <w:bookmarkStart w:id="34" w:name="acciones-de-formación-específica"/>
+    <w:bookmarkStart w:id="34" w:name="X642a7bf52de283137763cda2e742099f1a774d1"/>
     <w:p>
       <w:pPr>
         <w:pStyle w:val="Heading2"/>
@@ -1451,7 +1439,7 @@
         <w:t xml:space="preserve">6. ACCIONES DE FORMACIÓN ESPECÍFICA</w:t>
       </w:r>
     </w:p>
-    <w:bookmarkStart w:id="31" w:name="formación-técnica-especializada"/>
+    <w:bookmarkStart w:id="31" w:name="X61b593ad576343d4222a7d1cc119752d860604e"/>
     <w:p>
       <w:pPr>
         <w:pStyle w:val="Heading3"/>
@@ -1482,7 +1470,7 @@
       <w:pPr>
         <w:numPr>
           <w:ilvl w:val="0"/>
-          <w:numId w:val="1006"/>
+          <w:numId w:val="1005"/>
         </w:numPr>
         <w:pStyle w:val="Compact"/>
       </w:pPr>
@@ -1494,7 +1482,7 @@
       <w:pPr>
         <w:numPr>
           <w:ilvl w:val="0"/>
-          <w:numId w:val="1006"/>
+          <w:numId w:val="1005"/>
         </w:numPr>
         <w:pStyle w:val="Compact"/>
       </w:pPr>
@@ -1506,7 +1494,7 @@
       <w:pPr>
         <w:numPr>
           <w:ilvl w:val="0"/>
-          <w:numId w:val="1006"/>
+          <w:numId w:val="1005"/>
         </w:numPr>
         <w:pStyle w:val="Compact"/>
       </w:pPr>
@@ -1518,7 +1506,7 @@
       <w:pPr>
         <w:numPr>
           <w:ilvl w:val="0"/>
-          <w:numId w:val="1006"/>
+          <w:numId w:val="1005"/>
         </w:numPr>
         <w:pStyle w:val="Compact"/>
       </w:pPr>
@@ -1530,7 +1518,7 @@
       <w:pPr>
         <w:numPr>
           <w:ilvl w:val="0"/>
-          <w:numId w:val="1006"/>
+          <w:numId w:val="1005"/>
         </w:numPr>
         <w:pStyle w:val="Compact"/>
       </w:pPr>
@@ -1557,7 +1545,7 @@
       </w:r>
     </w:p>
     <w:bookmarkEnd w:id="31"/>
-    <w:bookmarkStart w:id="32" w:name="formación-específica-para-roles-ens"/>
+    <w:bookmarkStart w:id="32" w:name="Xc884766ab5b04fac9021a3afe3e4c3d75dffc39"/>
     <w:p>
       <w:pPr>
         <w:pStyle w:val="Heading3"/>
@@ -1588,7 +1576,7 @@
       <w:pPr>
         <w:numPr>
           <w:ilvl w:val="0"/>
-          <w:numId w:val="1007"/>
+          <w:numId w:val="1006"/>
         </w:numPr>
         <w:pStyle w:val="Compact"/>
       </w:pPr>
@@ -1600,7 +1588,7 @@
       <w:pPr>
         <w:numPr>
           <w:ilvl w:val="0"/>
-          <w:numId w:val="1007"/>
+          <w:numId w:val="1006"/>
         </w:numPr>
         <w:pStyle w:val="Compact"/>
       </w:pPr>
@@ -1612,7 +1600,7 @@
       <w:pPr>
         <w:numPr>
           <w:ilvl w:val="0"/>
-          <w:numId w:val="1007"/>
+          <w:numId w:val="1006"/>
         </w:numPr>
         <w:pStyle w:val="Compact"/>
       </w:pPr>
@@ -1624,7 +1612,7 @@
       <w:pPr>
         <w:numPr>
           <w:ilvl w:val="0"/>
-          <w:numId w:val="1007"/>
+          <w:numId w:val="1006"/>
         </w:numPr>
         <w:pStyle w:val="Compact"/>
       </w:pPr>
@@ -1636,7 +1624,7 @@
       <w:pPr>
         <w:numPr>
           <w:ilvl w:val="0"/>
-          <w:numId w:val="1007"/>
+          <w:numId w:val="1006"/>
         </w:numPr>
         <w:pStyle w:val="Compact"/>
       </w:pPr>
@@ -1663,7 +1651,7 @@
       </w:r>
     </w:p>
     <w:bookmarkEnd w:id="32"/>
-    <w:bookmarkStart w:id="33" w:name="formación-específica-para-directivos"/>
+    <w:bookmarkStart w:id="33" w:name="Xadb8e541a59ffcbc03551c08a792d0dce61daac"/>
     <w:p>
       <w:pPr>
         <w:pStyle w:val="Heading3"/>
@@ -1710,7 +1698,7 @@
       <w:pPr>
         <w:numPr>
           <w:ilvl w:val="0"/>
-          <w:numId w:val="1008"/>
+          <w:numId w:val="1007"/>
         </w:numPr>
         <w:pStyle w:val="Compact"/>
       </w:pPr>
@@ -1722,7 +1710,7 @@
       <w:pPr>
         <w:numPr>
           <w:ilvl w:val="0"/>
-          <w:numId w:val="1008"/>
+          <w:numId w:val="1007"/>
         </w:numPr>
         <w:pStyle w:val="Compact"/>
       </w:pPr>
@@ -1734,7 +1722,7 @@
       <w:pPr>
         <w:numPr>
           <w:ilvl w:val="0"/>
-          <w:numId w:val="1008"/>
+          <w:numId w:val="1007"/>
         </w:numPr>
         <w:pStyle w:val="Compact"/>
       </w:pPr>
@@ -1746,7 +1734,7 @@
       <w:pPr>
         <w:numPr>
           <w:ilvl w:val="0"/>
-          <w:numId w:val="1008"/>
+          <w:numId w:val="1007"/>
         </w:numPr>
         <w:pStyle w:val="Compact"/>
       </w:pPr>
@@ -1758,7 +1746,7 @@
       <w:pPr>
         <w:numPr>
           <w:ilvl w:val="0"/>
-          <w:numId w:val="1008"/>
+          <w:numId w:val="1007"/>
         </w:numPr>
         <w:pStyle w:val="Compact"/>
       </w:pPr>
@@ -1768,7 +1756,7 @@
     </w:p>
     <w:bookmarkEnd w:id="33"/>
     <w:bookmarkEnd w:id="34"/>
-    <w:bookmarkStart w:id="35" w:name="evaluación-del-aprendizaje"/>
+    <w:bookmarkStart w:id="35" w:name="X66148840fd44cd5d8042fc6256491aaea5c9620"/>
     <w:p>
       <w:pPr>
         <w:pStyle w:val="Heading2"/>
@@ -1799,7 +1787,7 @@
       <w:pPr>
         <w:numPr>
           <w:ilvl w:val="0"/>
-          <w:numId w:val="1009"/>
+          <w:numId w:val="1008"/>
         </w:numPr>
         <w:pStyle w:val="Compact"/>
       </w:pPr>
@@ -1811,7 +1799,7 @@
       <w:pPr>
         <w:numPr>
           <w:ilvl w:val="0"/>
-          <w:numId w:val="1009"/>
+          <w:numId w:val="1008"/>
         </w:numPr>
         <w:pStyle w:val="Compact"/>
       </w:pPr>
@@ -1823,7 +1811,7 @@
       <w:pPr>
         <w:numPr>
           <w:ilvl w:val="0"/>
-          <w:numId w:val="1009"/>
+          <w:numId w:val="1008"/>
         </w:numPr>
         <w:pStyle w:val="Compact"/>
       </w:pPr>
@@ -1835,7 +1823,7 @@
       <w:pPr>
         <w:numPr>
           <w:ilvl w:val="0"/>
-          <w:numId w:val="1009"/>
+          <w:numId w:val="1008"/>
         </w:numPr>
         <w:pStyle w:val="Compact"/>
       </w:pPr>
@@ -1909,220 +1897,13 @@
       </w:r>
     </w:p>
     <w:bookmarkEnd w:id="35"/>
-    <w:bookmarkStart w:id="36" w:name="registros-generados"/>
+    <w:bookmarkStart w:id="36" w:name="X6210a331dbddde8cdecaba5e9c551d2167e705f"/>
     <w:p>
       <w:pPr>
         <w:pStyle w:val="Heading2"/>
       </w:pPr>
       <w:r>
         <w:t xml:space="preserve">8. REGISTROS GENERADOS</w:t>
-      </w:r>
-    </w:p>
-    <w:tbl>
-      <w:tblPr>
-        <w:tblStyle w:val="Table"/>
-        <w:tblW w:type="pct" w:w="5000"/>
-        <w:tblLook w:firstRow="1" w:lastRow="0" w:firstColumn="0" w:lastColumn="0" w:noHBand="0" w:noVBand="0" w:val="0020"/>
-        <w:jc w:val="start"/>
-      </w:tblPr>
-      <w:tblGrid>
-        <w:gridCol w:w="3960"/>
-        <w:gridCol w:w="3960"/>
-      </w:tblGrid>
-      <w:tr>
-        <w:trPr>
-          <w:tblHeader w:val="true"/>
-        </w:trPr>
-        <w:tc>
-          <w:tcPr/>
-          <w:p>
-            <w:pPr>
-              <w:pStyle w:val="Compact"/>
-              <w:jc w:val="left"/>
-            </w:pPr>
-            <w:r>
-              <w:t xml:space="preserve">Registro</w:t>
-            </w:r>
-          </w:p>
-        </w:tc>
-        <w:tc>
-          <w:tcPr/>
-          <w:p>
-            <w:pPr>
-              <w:pStyle w:val="Compact"/>
-              <w:jc w:val="left"/>
-            </w:pPr>
-            <w:r>
-              <w:t xml:space="preserve">Conservación</w:t>
-            </w:r>
-          </w:p>
-        </w:tc>
-      </w:tr>
-      <w:tr>
-        <w:tc>
-          <w:tcPr/>
-          <w:p>
-            <w:pPr>
-              <w:pStyle w:val="Compact"/>
-              <w:jc w:val="left"/>
-            </w:pPr>
-            <w:r>
-              <w:t xml:space="preserve">Plan Anual de Concienciación y Formación</w:t>
-            </w:r>
-          </w:p>
-        </w:tc>
-        <w:tc>
-          <w:tcPr/>
-          <w:p>
-            <w:pPr>
-              <w:pStyle w:val="Compact"/>
-              <w:jc w:val="left"/>
-            </w:pPr>
-            <w:r>
-              <w:t xml:space="preserve">Vida del SGSI</w:t>
-            </w:r>
-          </w:p>
-        </w:tc>
-      </w:tr>
-      <w:tr>
-        <w:tc>
-          <w:tcPr/>
-          <w:p>
-            <w:pPr>
-              <w:pStyle w:val="Compact"/>
-              <w:jc w:val="left"/>
-            </w:pPr>
-            <w:r>
-              <w:t xml:space="preserve">Registro de asistencia a sesiones de acogida</w:t>
-            </w:r>
-          </w:p>
-        </w:tc>
-        <w:tc>
-          <w:tcPr/>
-          <w:p>
-            <w:pPr>
-              <w:pStyle w:val="Compact"/>
-              <w:jc w:val="left"/>
-            </w:pPr>
-            <w:r>
-              <w:t xml:space="preserve">Vida laboral del empleado + 4 años</w:t>
-            </w:r>
-          </w:p>
-        </w:tc>
-      </w:tr>
-      <w:tr>
-        <w:tc>
-          <w:tcPr/>
-          <w:p>
-            <w:pPr>
-              <w:pStyle w:val="Compact"/>
-              <w:jc w:val="left"/>
-            </w:pPr>
-            <w:r>
-              <w:t xml:space="preserve">Registro de asistencia a formaciones específicas</w:t>
-            </w:r>
-          </w:p>
-        </w:tc>
-        <w:tc>
-          <w:tcPr/>
-          <w:p>
-            <w:pPr>
-              <w:pStyle w:val="Compact"/>
-              <w:jc w:val="left"/>
-            </w:pPr>
-            <w:r>
-              <w:t xml:space="preserve">5 años</w:t>
-            </w:r>
-          </w:p>
-        </w:tc>
-      </w:tr>
-      <w:tr>
-        <w:tc>
-          <w:tcPr/>
-          <w:p>
-            <w:pPr>
-              <w:pStyle w:val="Compact"/>
-              <w:jc w:val="left"/>
-            </w:pPr>
-            <w:r>
-              <w:t xml:space="preserve">Resultados de evaluaciones del aprendizaje</w:t>
-            </w:r>
-          </w:p>
-        </w:tc>
-        <w:tc>
-          <w:tcPr/>
-          <w:p>
-            <w:pPr>
-              <w:pStyle w:val="Compact"/>
-              <w:jc w:val="left"/>
-            </w:pPr>
-            <w:r>
-              <w:t xml:space="preserve">5 años</w:t>
-            </w:r>
-          </w:p>
-        </w:tc>
-      </w:tr>
-      <w:tr>
-        <w:tc>
-          <w:tcPr/>
-          <w:p>
-            <w:pPr>
-              <w:pStyle w:val="Compact"/>
-              <w:jc w:val="left"/>
-            </w:pPr>
-            <w:r>
-              <w:t xml:space="preserve">Informe trimestral de simulacros de phishing</w:t>
-            </w:r>
-          </w:p>
-        </w:tc>
-        <w:tc>
-          <w:tcPr/>
-          <w:p>
-            <w:pPr>
-              <w:pStyle w:val="Compact"/>
-              <w:jc w:val="left"/>
-            </w:pPr>
-            <w:r>
-              <w:t xml:space="preserve">5 años</w:t>
-            </w:r>
-          </w:p>
-        </w:tc>
-      </w:tr>
-      <w:tr>
-        <w:tc>
-          <w:tcPr/>
-          <w:p>
-            <w:pPr>
-              <w:pStyle w:val="Compact"/>
-              <w:jc w:val="left"/>
-            </w:pPr>
-            <w:r>
-              <w:t xml:space="preserve">Informe anual de cumplimiento del Plan</w:t>
-            </w:r>
-          </w:p>
-        </w:tc>
-        <w:tc>
-          <w:tcPr/>
-          <w:p>
-            <w:pPr>
-              <w:pStyle w:val="Compact"/>
-              <w:jc w:val="left"/>
-            </w:pPr>
-            <w:r>
-              <w:t xml:space="preserve">Vida del SGSI</w:t>
-            </w:r>
-          </w:p>
-        </w:tc>
-      </w:tr>
-    </w:tbl>
-    <w:bookmarkEnd w:id="36"/>
-    <w:bookmarkStart w:id="37" w:name="indicadores"/>
-    <w:p>
-      <w:pPr>
-        <w:pStyle w:val="Heading2"/>
-      </w:pPr>
-      <w:r>
-        <w:t xml:space="preserve">9. INDICADORES</w:t>
       </w:r>
     </w:p>
     <w:tbl>
@@ -2148,6 +1929,213 @@
               <w:jc w:val="left"/>
             </w:pPr>
             <w:r>
+              <w:t xml:space="preserve">Registro</w:t>
+            </w:r>
+          </w:p>
+        </w:tc>
+        <w:tc>
+          <w:tcPr/>
+          <w:p>
+            <w:pPr>
+              <w:pStyle w:val="Compact"/>
+              <w:jc w:val="left"/>
+            </w:pPr>
+            <w:r>
+              <w:t xml:space="preserve">Conservación</w:t>
+            </w:r>
+          </w:p>
+        </w:tc>
+      </w:tr>
+      <w:tr>
+        <w:tc>
+          <w:tcPr/>
+          <w:p>
+            <w:pPr>
+              <w:pStyle w:val="Compact"/>
+              <w:jc w:val="left"/>
+            </w:pPr>
+            <w:r>
+              <w:t xml:space="preserve">Plan Anual de Concienciación y Formación</w:t>
+            </w:r>
+          </w:p>
+        </w:tc>
+        <w:tc>
+          <w:tcPr/>
+          <w:p>
+            <w:pPr>
+              <w:pStyle w:val="Compact"/>
+              <w:jc w:val="left"/>
+            </w:pPr>
+            <w:r>
+              <w:t xml:space="preserve">Vida del SGSI</w:t>
+            </w:r>
+          </w:p>
+        </w:tc>
+      </w:tr>
+      <w:tr>
+        <w:tc>
+          <w:tcPr/>
+          <w:p>
+            <w:pPr>
+              <w:pStyle w:val="Compact"/>
+              <w:jc w:val="left"/>
+            </w:pPr>
+            <w:r>
+              <w:t xml:space="preserve">Registro de asistencia a sesiones de acogida</w:t>
+            </w:r>
+          </w:p>
+        </w:tc>
+        <w:tc>
+          <w:tcPr/>
+          <w:p>
+            <w:pPr>
+              <w:pStyle w:val="Compact"/>
+              <w:jc w:val="left"/>
+            </w:pPr>
+            <w:r>
+              <w:t xml:space="preserve">Vida laboral del empleado + 4 años</w:t>
+            </w:r>
+          </w:p>
+        </w:tc>
+      </w:tr>
+      <w:tr>
+        <w:tc>
+          <w:tcPr/>
+          <w:p>
+            <w:pPr>
+              <w:pStyle w:val="Compact"/>
+              <w:jc w:val="left"/>
+            </w:pPr>
+            <w:r>
+              <w:t xml:space="preserve">Registro de asistencia a formaciones específicas</w:t>
+            </w:r>
+          </w:p>
+        </w:tc>
+        <w:tc>
+          <w:tcPr/>
+          <w:p>
+            <w:pPr>
+              <w:pStyle w:val="Compact"/>
+              <w:jc w:val="left"/>
+            </w:pPr>
+            <w:r>
+              <w:t xml:space="preserve">5 años</w:t>
+            </w:r>
+          </w:p>
+        </w:tc>
+      </w:tr>
+      <w:tr>
+        <w:tc>
+          <w:tcPr/>
+          <w:p>
+            <w:pPr>
+              <w:pStyle w:val="Compact"/>
+              <w:jc w:val="left"/>
+            </w:pPr>
+            <w:r>
+              <w:t xml:space="preserve">Resultados de evaluaciones del aprendizaje</w:t>
+            </w:r>
+          </w:p>
+        </w:tc>
+        <w:tc>
+          <w:tcPr/>
+          <w:p>
+            <w:pPr>
+              <w:pStyle w:val="Compact"/>
+              <w:jc w:val="left"/>
+            </w:pPr>
+            <w:r>
+              <w:t xml:space="preserve">5 años</w:t>
+            </w:r>
+          </w:p>
+        </w:tc>
+      </w:tr>
+      <w:tr>
+        <w:tc>
+          <w:tcPr/>
+          <w:p>
+            <w:pPr>
+              <w:pStyle w:val="Compact"/>
+              <w:jc w:val="left"/>
+            </w:pPr>
+            <w:r>
+              <w:t xml:space="preserve">Informe trimestral de simulacros de phishing</w:t>
+            </w:r>
+          </w:p>
+        </w:tc>
+        <w:tc>
+          <w:tcPr/>
+          <w:p>
+            <w:pPr>
+              <w:pStyle w:val="Compact"/>
+              <w:jc w:val="left"/>
+            </w:pPr>
+            <w:r>
+              <w:t xml:space="preserve">5 años</w:t>
+            </w:r>
+          </w:p>
+        </w:tc>
+      </w:tr>
+      <w:tr>
+        <w:tc>
+          <w:tcPr/>
+          <w:p>
+            <w:pPr>
+              <w:pStyle w:val="Compact"/>
+              <w:jc w:val="left"/>
+            </w:pPr>
+            <w:r>
+              <w:t xml:space="preserve">Informe anual de cumplimiento del Plan</w:t>
+            </w:r>
+          </w:p>
+        </w:tc>
+        <w:tc>
+          <w:tcPr/>
+          <w:p>
+            <w:pPr>
+              <w:pStyle w:val="Compact"/>
+              <w:jc w:val="left"/>
+            </w:pPr>
+            <w:r>
+              <w:t xml:space="preserve">Vida del SGSI</w:t>
+            </w:r>
+          </w:p>
+        </w:tc>
+      </w:tr>
+    </w:tbl>
+    <w:bookmarkEnd w:id="36"/>
+    <w:bookmarkStart w:id="37" w:name="X6330dd95dc874c3ee63a9c743f33ded4d0a8d03"/>
+    <w:p>
+      <w:pPr>
+        <w:pStyle w:val="Heading2"/>
+      </w:pPr>
+      <w:r>
+        <w:t xml:space="preserve">9. INDICADORES</w:t>
+      </w:r>
+    </w:p>
+    <w:tbl>
+      <w:tblPr>
+        <w:tblStyle w:val="Table"/>
+        <w:tblW w:type="auto" w:w="0"/>
+        <w:tblLook w:firstRow="1" w:lastRow="0" w:firstColumn="0" w:lastColumn="0" w:noHBand="0" w:noVBand="0" w:val="0020"/>
+        <w:jc w:val="start"/>
+      </w:tblPr>
+      <w:tblGrid>
+        <w:gridCol w:w="3960"/>
+        <w:gridCol w:w="3960"/>
+      </w:tblGrid>
+      <w:tr>
+        <w:trPr>
+          <w:tblHeader w:val="true"/>
+        </w:trPr>
+        <w:tc>
+          <w:tcPr/>
+          <w:p>
+            <w:pPr>
+              <w:pStyle w:val="Compact"/>
+              <w:jc w:val="left"/>
+            </w:pPr>
+            <w:r>
               <w:t xml:space="preserve">Indicador</w:t>
             </w:r>
           </w:p>
@@ -2323,7 +2311,7 @@
       </w:tr>
     </w:tbl>
     <w:bookmarkEnd w:id="37"/>
-    <w:bookmarkStart w:id="38" w:name="anexos"/>
+    <w:bookmarkStart w:id="38" w:name="X8e436693384c0b4049ff8ccf1750790648baa4c"/>
     <w:p>
       <w:pPr>
         <w:pStyle w:val="Heading2"/>
@@ -2336,7 +2324,7 @@
       <w:pPr>
         <w:numPr>
           <w:ilvl w:val="0"/>
-          <w:numId w:val="1010"/>
+          <w:numId w:val="1009"/>
         </w:numPr>
         <w:pStyle w:val="Compact"/>
       </w:pPr>
@@ -2358,7 +2346,7 @@
       <w:pPr>
         <w:numPr>
           <w:ilvl w:val="0"/>
-          <w:numId w:val="1010"/>
+          <w:numId w:val="1009"/>
         </w:numPr>
         <w:pStyle w:val="Compact"/>
       </w:pPr>
@@ -2380,7 +2368,7 @@
       <w:pPr>
         <w:numPr>
           <w:ilvl w:val="0"/>
-          <w:numId w:val="1010"/>
+          <w:numId w:val="1009"/>
         </w:numPr>
         <w:pStyle w:val="Compact"/>
       </w:pPr>
@@ -2402,7 +2390,7 @@
       <w:pPr>
         <w:numPr>
           <w:ilvl w:val="0"/>
-          <w:numId w:val="1010"/>
+          <w:numId w:val="1009"/>
         </w:numPr>
         <w:pStyle w:val="Compact"/>
       </w:pPr>
@@ -2424,7 +2412,7 @@
       <w:pPr>
         <w:numPr>
           <w:ilvl w:val="0"/>
-          <w:numId w:val="1010"/>
+          <w:numId w:val="1009"/>
         </w:numPr>
         <w:pStyle w:val="Compact"/>
       </w:pPr>
@@ -2446,7 +2434,7 @@
       <w:pPr>
         <w:numPr>
           <w:ilvl w:val="0"/>
-          <w:numId w:val="1010"/>
+          <w:numId w:val="1009"/>
         </w:numPr>
         <w:pStyle w:val="Compact"/>
       </w:pPr>
@@ -2480,11 +2468,281 @@
           <w:bCs/>
           <w:b/>
         </w:rPr>
-        <w:t xml:space="preserve">Documento {{ proyecto.codigo_documento_base }}-207 — Versión {{ proyecto.version_actual }} — Clasificación: INTERNA</w:t>
+        <w:t xml:space="preserve">Documento {{ proyecto.codigo_documento_base }}-PF-001 — Versión {{ proyecto.version_actual }} — Clasificación: INTERNA</w:t>
       </w:r>
     </w:p>
     <w:bookmarkEnd w:id="38"/>
     <w:bookmarkEnd w:id="39"/>
+    <w:p/>
+    <w:p>
+      <w:r>
+        <w:rPr>
+          <w:b/>
+          <w:color w:val="0B1F3A"/>
+          <w:sz w:val="24"/>
+        </w:rPr>
+        <w:t>APROBACIONES Y FIRMAS</w:t>
+      </w:r>
+    </w:p>
+    <w:p>
+      <w:r>
+        <w:rPr>
+          <w:b w:val="0"/>
+          <w:color w:val="0B1F3A"/>
+          <w:sz w:val="20"/>
+        </w:rPr>
+        <w:t>El presente documento se aprueba mediante las firmas de los intervinientes que se relacionan a continuación. Cuando la firma se realiza digitalmente a través del portal del proyecto, el hash SHA-256 y el código QR de verificación se consignan bajo el nombre del firmante.</w:t>
+      </w:r>
+    </w:p>
+    <w:tbl>
+      <w:tblPr>
+        <w:tblW w:type="auto" w:w="0"/>
+        <w:jc w:val="center"/>
+        <w:tblLook w:firstColumn="1" w:firstRow="1" w:lastColumn="0" w:lastRow="0" w:noHBand="0" w:noVBand="1" w:val="04A0"/>
+      </w:tblPr>
+      <w:tblGrid>
+        <w:gridCol w:w="4680"/>
+        <w:gridCol w:w="4680"/>
+      </w:tblGrid>
+      <w:tr>
+        <w:tc>
+          <w:tcPr>
+            <w:tcW w:type="dxa" w:w="4680"/>
+          </w:tcPr>
+          <w:p>
+            <w:pPr>
+              <w:jc w:val="center"/>
+            </w:pPr>
+            <w:r>
+              <w:rPr>
+                <w:b/>
+                <w:color w:val="0B1F3A"/>
+                <w:sz w:val="20"/>
+              </w:rPr>
+              <w:t>ELABORADO POR</w:t>
+            </w:r>
+          </w:p>
+        </w:tc>
+        <w:tc>
+          <w:tcPr>
+            <w:tcW w:type="dxa" w:w="4680"/>
+          </w:tcPr>
+          <w:p>
+            <w:pPr>
+              <w:jc w:val="center"/>
+            </w:pPr>
+            <w:r>
+              <w:rPr>
+                <w:b/>
+                <w:color w:val="0B1F3A"/>
+                <w:sz w:val="20"/>
+              </w:rPr>
+              <w:t>APROBADO POR</w:t>
+            </w:r>
+          </w:p>
+        </w:tc>
+      </w:tr>
+      <w:tr>
+        <w:tc>
+          <w:tcPr>
+            <w:tcW w:type="dxa" w:w="4680"/>
+          </w:tcPr>
+          <w:p>
+            <w:r>
+              <w:rPr>
+                <w:b/>
+                <w:color w:val="6B7280"/>
+                <w:sz w:val="18"/>
+              </w:rPr>
+              <w:t xml:space="preserve">Nombre: </w:t>
+            </w:r>
+            <w:r>
+              <w:rPr>
+                <w:b w:val="0"/>
+                <w:color w:val="0B1F3A"/>
+                <w:sz w:val="20"/>
+              </w:rPr>
+              <w:t>{{ firmas.elaborado.nombre }}</w:t>
+            </w:r>
+          </w:p>
+        </w:tc>
+        <w:tc>
+          <w:tcPr>
+            <w:tcW w:type="dxa" w:w="4680"/>
+          </w:tcPr>
+          <w:p>
+            <w:r>
+              <w:rPr>
+                <w:b/>
+                <w:color w:val="6B7280"/>
+                <w:sz w:val="18"/>
+              </w:rPr>
+              <w:t xml:space="preserve">Nombre: </w:t>
+            </w:r>
+            <w:r>
+              <w:rPr>
+                <w:b w:val="0"/>
+                <w:color w:val="0B1F3A"/>
+                <w:sz w:val="20"/>
+              </w:rPr>
+              <w:t>{{ firmas.revisado.nombre }}</w:t>
+            </w:r>
+          </w:p>
+        </w:tc>
+      </w:tr>
+      <w:tr>
+        <w:tc>
+          <w:tcPr>
+            <w:tcW w:type="dxa" w:w="4680"/>
+          </w:tcPr>
+          <w:p>
+            <w:r>
+              <w:rPr>
+                <w:b/>
+                <w:color w:val="6B7280"/>
+                <w:sz w:val="18"/>
+              </w:rPr>
+              <w:t xml:space="preserve">Cargo: </w:t>
+            </w:r>
+            <w:r>
+              <w:rPr>
+                <w:b w:val="0"/>
+                <w:color w:val="0B1F3A"/>
+                <w:sz w:val="20"/>
+              </w:rPr>
+              <w:t>{{ firmas.elaborado.cargo }}</w:t>
+            </w:r>
+          </w:p>
+        </w:tc>
+        <w:tc>
+          <w:tcPr>
+            <w:tcW w:type="dxa" w:w="4680"/>
+          </w:tcPr>
+          <w:p>
+            <w:r>
+              <w:rPr>
+                <w:b/>
+                <w:color w:val="6B7280"/>
+                <w:sz w:val="18"/>
+              </w:rPr>
+              <w:t xml:space="preserve">Cargo: </w:t>
+            </w:r>
+            <w:r>
+              <w:rPr>
+                <w:b w:val="0"/>
+                <w:color w:val="0B1F3A"/>
+                <w:sz w:val="20"/>
+              </w:rPr>
+              <w:t>{{ firmas.revisado.cargo }}</w:t>
+            </w:r>
+          </w:p>
+        </w:tc>
+      </w:tr>
+      <w:tr>
+        <w:tc>
+          <w:tcPr>
+            <w:tcW w:type="dxa" w:w="4680"/>
+          </w:tcPr>
+          <w:p>
+            <w:r>
+              <w:rPr>
+                <w:b/>
+                <w:color w:val="6B7280"/>
+                <w:sz w:val="18"/>
+              </w:rPr>
+              <w:t xml:space="preserve">Fecha: </w:t>
+            </w:r>
+            <w:r>
+              <w:rPr>
+                <w:b w:val="0"/>
+                <w:color w:val="0B1F3A"/>
+                <w:sz w:val="20"/>
+              </w:rPr>
+              <w:t>{{ firmas.elaborado.fecha }}</w:t>
+            </w:r>
+          </w:p>
+        </w:tc>
+        <w:tc>
+          <w:tcPr>
+            <w:tcW w:type="dxa" w:w="4680"/>
+          </w:tcPr>
+          <w:p>
+            <w:r>
+              <w:rPr>
+                <w:b/>
+                <w:color w:val="6B7280"/>
+                <w:sz w:val="18"/>
+              </w:rPr>
+              <w:t xml:space="preserve">Fecha: </w:t>
+            </w:r>
+            <w:r>
+              <w:rPr>
+                <w:b w:val="0"/>
+                <w:color w:val="0B1F3A"/>
+                <w:sz w:val="20"/>
+              </w:rPr>
+              <w:t>{{ firmas.revisado.fecha }}</w:t>
+            </w:r>
+          </w:p>
+        </w:tc>
+      </w:tr>
+      <w:tr>
+        <w:tc>
+          <w:tcPr>
+            <w:tcW w:type="dxa" w:w="4680"/>
+          </w:tcPr>
+          <w:p>
+            <w:r>
+              <w:rPr>
+                <w:b/>
+                <w:color w:val="6B7280"/>
+                <w:sz w:val="18"/>
+              </w:rPr>
+              <w:t xml:space="preserve">Firma: </w:t>
+            </w:r>
+            <w:r>
+              <w:rPr>
+                <w:b w:val="0"/>
+                <w:color w:val="0B1F3A"/>
+                <w:sz w:val="20"/>
+              </w:rPr>
+              <w:t>{{ firmas.elaborado.firma_marca }}</w:t>
+            </w:r>
+          </w:p>
+        </w:tc>
+        <w:tc>
+          <w:tcPr>
+            <w:tcW w:type="dxa" w:w="4680"/>
+          </w:tcPr>
+          <w:p>
+            <w:r>
+              <w:rPr>
+                <w:b/>
+                <w:color w:val="6B7280"/>
+                <w:sz w:val="18"/>
+              </w:rPr>
+              <w:t xml:space="preserve">Firma: </w:t>
+            </w:r>
+            <w:r>
+              <w:rPr>
+                <w:b w:val="0"/>
+                <w:color w:val="0B1F3A"/>
+                <w:sz w:val="20"/>
+              </w:rPr>
+              <w:t>{{ firmas.revisado.firma_marca }}</w:t>
+            </w:r>
+          </w:p>
+        </w:tc>
+      </w:tr>
+    </w:tbl>
+    <w:p>
+      <w:r>
+        <w:rPr>
+          <w:sz w:val="2"/>
+        </w:rPr>
+        <w:t>&lt;!--FX_SIG_V2--&gt;</w:t>
+      </w:r>
+    </w:p>
     <w:sectPr>
       <w:headerReference w:type="default" r:id="rId9"/>
       <w:footerReference w:type="default" r:id="rId10"/>
@@ -2672,7 +2930,7 @@
               <w:color w:val="6B7280"/>
               <w:sz w:val="18"/>
             </w:rPr>
-            <w:t>E-PF-001 · Documento E-PF-001</w:t>
+            <w:t>E-PF-001 · PROCEDIMIENTO DE CONCIENCIACIÓN Y FORMACIÓN EN SEGURIDAD</w:t>
             <w:br/>
             <w:t>versión {{ proyecto.version_actual }}</w:t>
           </w:r>
@@ -2787,91 +3045,6 @@
       </w:pPr>
     </w:lvl>
   </w:abstractNum>
-  <w:abstractNum w:abstractNumId="99721">
-    <w:nsid w:val="A99721"/>
-    <w:multiLevelType w:val="multilevel"/>
-    <w:lvl w:ilvl="0">
-      <w:start w:val="1"/>
-      <w:numFmt w:val="lowerLetter"/>
-      <w:lvlText w:val="%1)"/>
-      <w:lvlJc w:val="left"/>
-      <w:pPr>
-        <w:ind w:left="720" w:hanging="480"/>
-      </w:pPr>
-    </w:lvl>
-    <w:lvl w:ilvl="1">
-      <w:start w:val="1"/>
-      <w:numFmt w:val="lowerLetter"/>
-      <w:lvlText w:val="%2)"/>
-      <w:lvlJc w:val="left"/>
-      <w:pPr>
-        <w:ind w:left="1440" w:hanging="480"/>
-      </w:pPr>
-    </w:lvl>
-    <w:lvl w:ilvl="2">
-      <w:start w:val="1"/>
-      <w:numFmt w:val="lowerLetter"/>
-      <w:lvlText w:val="%3)"/>
-      <w:lvlJc w:val="left"/>
-      <w:pPr>
-        <w:ind w:left="2160" w:hanging="480"/>
-      </w:pPr>
-    </w:lvl>
-    <w:lvl w:ilvl="3">
-      <w:start w:val="1"/>
-      <w:numFmt w:val="lowerLetter"/>
-      <w:lvlText w:val="%4)"/>
-      <w:lvlJc w:val="left"/>
-      <w:pPr>
-        <w:ind w:left="2880" w:hanging="480"/>
-      </w:pPr>
-    </w:lvl>
-    <w:lvl w:ilvl="4">
-      <w:start w:val="1"/>
-      <w:numFmt w:val="lowerLetter"/>
-      <w:lvlText w:val="%5)"/>
-      <w:lvlJc w:val="left"/>
-      <w:pPr>
-        <w:ind w:left="3600" w:hanging="480"/>
-      </w:pPr>
-    </w:lvl>
-    <w:lvl w:ilvl="5">
-      <w:start w:val="1"/>
-      <w:numFmt w:val="lowerLetter"/>
-      <w:lvlText w:val="%6)"/>
-      <w:lvlJc w:val="left"/>
-      <w:pPr>
-        <w:ind w:left="4320" w:hanging="480"/>
-      </w:pPr>
-    </w:lvl>
-    <w:lvl w:ilvl="6">
-      <w:start w:val="1"/>
-      <w:numFmt w:val="lowerLetter"/>
-      <w:lvlText w:val="%7)"/>
-      <w:lvlJc w:val="left"/>
-      <w:pPr>
-        <w:ind w:left="5040" w:hanging="480"/>
-      </w:pPr>
-    </w:lvl>
-    <w:lvl w:ilvl="7">
-      <w:start w:val="1"/>
-      <w:numFmt w:val="lowerLetter"/>
-      <w:lvlText w:val="%8)"/>
-      <w:lvlJc w:val="left"/>
-      <w:pPr>
-        <w:ind w:left="5760" w:hanging="480"/>
-      </w:pPr>
-    </w:lvl>
-    <w:lvl w:ilvl="8">
-      <w:start w:val="1"/>
-      <w:numFmt w:val="lowerLetter"/>
-      <w:lvlText w:val="%9)"/>
-      <w:lvlJc w:val="left"/>
-      <w:pPr>
-        <w:ind w:left="6480" w:hanging="480"/>
-      </w:pPr>
-    </w:lvl>
-  </w:abstractNum>
   <w:abstractNum w:abstractNumId="991">
     <w:nsid w:val="A991"/>
     <w:multiLevelType w:val="multilevel"/>
@@ -2952,34 +3125,7 @@
     <w:abstractNumId w:val="990"/>
   </w:num>
   <w:num w:numId="1001">
-    <w:abstractNumId w:val="99721"/>
-    <w:lvlOverride w:ilvl="0">
-      <w:startOverride w:val="1"/>
-    </w:lvlOverride>
-    <w:lvlOverride w:ilvl="1">
-      <w:startOverride w:val="1"/>
-    </w:lvlOverride>
-    <w:lvlOverride w:ilvl="2">
-      <w:startOverride w:val="1"/>
-    </w:lvlOverride>
-    <w:lvlOverride w:ilvl="3">
-      <w:startOverride w:val="1"/>
-    </w:lvlOverride>
-    <w:lvlOverride w:ilvl="4">
-      <w:startOverride w:val="1"/>
-    </w:lvlOverride>
-    <w:lvlOverride w:ilvl="5">
-      <w:startOverride w:val="1"/>
-    </w:lvlOverride>
-    <w:lvlOverride w:ilvl="6">
-      <w:startOverride w:val="1"/>
-    </w:lvlOverride>
-    <w:lvlOverride w:ilvl="7">
-      <w:startOverride w:val="1"/>
-    </w:lvlOverride>
-    <w:lvlOverride w:ilvl="8">
-      <w:startOverride w:val="1"/>
-    </w:lvlOverride>
+    <w:abstractNumId w:val="991"/>
   </w:num>
   <w:num w:numId="1002">
     <w:abstractNumId w:val="991"/>
@@ -3003,9 +3149,6 @@
     <w:abstractNumId w:val="991"/>
   </w:num>
   <w:num w:numId="1009">
-    <w:abstractNumId w:val="991"/>
-  </w:num>
-  <w:num w:numId="1010">
     <w:abstractNumId w:val="991"/>
   </w:num>
 </w:numbering>
